--- a/docs/submission/技术交底书/跨CAD内核轻量化摘要-CAD模型差异快速筛选与对比-专利技术交底书.docx
+++ b/docs/submission/技术交底书/跨CAD内核轻量化摘要-CAD模型差异快速筛选与对比-专利技术交底书.docx
@@ -409,8 +409,9 @@
       <w:pPr>
         <w:spacing w:line="360" w:lineRule="auto"/>
         <w:rPr>
-          <w:rFonts w:hint="eastAsia" w:eastAsia="楷体_GB2312"/>
+          <w:rFonts w:hint="default" w:eastAsia="宋体"/>
           <w:sz w:val="24"/>
+          <w:lang w:val="en-US" w:eastAsia="zh-CN"/>
         </w:rPr>
       </w:pPr>
       <w:r>
@@ -425,8 +426,9 @@
       <w:pPr>
         <w:spacing w:line="360" w:lineRule="auto"/>
         <w:rPr>
-          <w:rFonts w:hint="eastAsia" w:eastAsia="楷体_GB2312"/>
+          <w:rFonts w:hint="default" w:eastAsia="宋体"/>
           <w:sz w:val="24"/>
+          <w:lang w:val="en-US" w:eastAsia="zh-CN"/>
         </w:rPr>
       </w:pPr>
       <w:r>
@@ -456,8 +458,9 @@
         <w:jc w:val="left"/>
         <w:textAlignment w:val="auto"/>
         <w:rPr>
-          <w:rFonts w:hint="eastAsia" w:eastAsia="楷体_GB2312"/>
+          <w:rFonts w:hint="default" w:eastAsia="宋体"/>
           <w:sz w:val="24"/>
+          <w:lang w:val="en-US" w:eastAsia="zh-CN"/>
         </w:rPr>
       </w:pPr>
       <w:r>
@@ -823,7 +826,7 @@
                           <pic:cNvPicPr/>
                         </pic:nvPicPr>
                         <pic:blipFill>
-                          <a:blip r:embed="rId9"/>
+                          <a:blip r:embed="rId11"/>
                           <a:stretch>
                             <a:fillRect/>
                           </a:stretch>
@@ -873,7 +876,7 @@
                           <pic:cNvPicPr/>
                         </pic:nvPicPr>
                         <pic:blipFill>
-                          <a:blip r:embed="rId10"/>
+                          <a:blip r:embed="rId12"/>
                           <a:stretch>
                             <a:fillRect/>
                           </a:stretch>
@@ -923,7 +926,7 @@
                           <pic:cNvPicPr/>
                         </pic:nvPicPr>
                         <pic:blipFill>
-                          <a:blip r:embed="rId11"/>
+                          <a:blip r:embed="rId13"/>
                           <a:stretch>
                             <a:fillRect/>
                           </a:stretch>
@@ -1190,7 +1193,7 @@
               <wp:extent cx="1828800" cy="1828800"/>
               <wp:effectExtent l="0" t="0" r="0" b="0"/>
               <wp:wrapNone/>
-              <wp:docPr id="1" name="文本框 1026"/>
+              <wp:docPr id="4" name="文本框 1026"/>
               <wp:cNvGraphicFramePr/>
               <a:graphic xmlns:a="http://schemas.openxmlformats.org/drawingml/2006/main">
                 <a:graphicData uri="http://schemas.microsoft.com/office/word/2010/wordprocessingShape">
@@ -1265,7 +1268,7 @@
         </mc:Choice>
         <mc:Fallback>
           <w:pict>
-            <v:shape id="文本框 1026" o:spid="_x0000_s1026" o:spt="202" type="#_x0000_t202" style="position:absolute;left:0pt;margin-top:0pt;height:144pt;width:144pt;mso-position-horizontal:center;mso-position-horizontal-relative:margin;mso-wrap-style:none;z-index:251659264;mso-width-relative:page;mso-height-relative:page;" filled="f" stroked="f" coordsize="21600,21600" o:gfxdata="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">
+            <v:shape id="文本框 1026" o:spid="_x0000_s1026" o:spt="202" type="#_x0000_t202" style="position:absolute;left:0pt;margin-top:0pt;height:144pt;width:144pt;mso-position-horizontal:center;mso-position-horizontal-relative:margin;mso-wrap-style:none;z-index:251659264;mso-width-relative:page;mso-height-relative:page;" filled="f" stroked="f" coordsize="21600,21600" o:gfxdata="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">
               <v:fill on="f" focussize="0,0"/>
               <v:stroke on="f"/>
               <v:imagedata o:title=""/>
@@ -1368,104 +1371,6 @@
     </w:r>
   </w:p>
 </w:hdr>
-</file>
-
-<file path=word/numbering.xml><?xml version="1.0" encoding="utf-8"?>
-<w:numbering xmlns:wpc="http://schemas.microsoft.com/office/word/2010/wordprocessingCanvas" xmlns:mc="http://schemas.openxmlformats.org/markup-compatibility/2006" xmlns:o="urn:schemas-microsoft-com:office:office" xmlns:r="http://schemas.openxmlformats.org/officeDocument/2006/relationships" xmlns:m="http://schemas.openxmlformats.org/officeDocument/2006/math" xmlns:v="urn:schemas-microsoft-com:vml" xmlns:wp14="http://schemas.microsoft.com/office/word/2010/wordprocessingDrawing" xmlns:wp="http://schemas.openxmlformats.org/drawingml/2006/wordprocessingDrawing" xmlns:w10="urn:schemas-microsoft-com:office:word" xmlns:w="http://schemas.openxmlformats.org/wordprocessingml/2006/main" xmlns:w14="http://schemas.microsoft.com/office/word/2010/wordml" xmlns:wpg="http://schemas.microsoft.com/office/word/2010/wordprocessingGroup" xmlns:wpi="http://schemas.microsoft.com/office/word/2010/wordprocessingInk" xmlns:wne="http://schemas.microsoft.com/office/word/2006/wordml" xmlns:wps="http://schemas.microsoft.com/office/word/2010/wordprocessingShape" xmlns:wpsCustomData="http://www.wps.cn/officeDocument/2013/wpsCustomData" mc:Ignorable="w14 wp14">
-  <w:abstractNum w:abstractNumId="0">
-    <w:nsid w:val="3B432BF3"/>
-    <w:multiLevelType w:val="multilevel"/>
-    <w:tmpl w:val="3B432BF3"/>
-    <w:lvl w:ilvl="0" w:tentative="0">
-      <w:start w:val="1"/>
-      <w:numFmt w:val="decimal"/>
-      <w:lvlText w:val="%1."/>
-      <w:lvlJc w:val="left"/>
-      <w:pPr>
-        <w:ind w:left="360" w:hanging="360"/>
-      </w:pPr>
-      <w:rPr>
-        <w:rFonts w:hint="default"/>
-        <w:sz w:val="28"/>
-      </w:rPr>
-    </w:lvl>
-    <w:lvl w:ilvl="1" w:tentative="0">
-      <w:start w:val="1"/>
-      <w:numFmt w:val="lowerLetter"/>
-      <w:lvlText w:val="%2)"/>
-      <w:lvlJc w:val="left"/>
-      <w:pPr>
-        <w:ind w:left="840" w:hanging="420"/>
-      </w:pPr>
-    </w:lvl>
-    <w:lvl w:ilvl="2" w:tentative="0">
-      <w:start w:val="1"/>
-      <w:numFmt w:val="lowerRoman"/>
-      <w:lvlText w:val="%3."/>
-      <w:lvlJc w:val="right"/>
-      <w:pPr>
-        <w:ind w:left="1260" w:hanging="420"/>
-      </w:pPr>
-    </w:lvl>
-    <w:lvl w:ilvl="3" w:tentative="0">
-      <w:start w:val="1"/>
-      <w:numFmt w:val="decimal"/>
-      <w:lvlText w:val="%4."/>
-      <w:lvlJc w:val="left"/>
-      <w:pPr>
-        <w:ind w:left="1680" w:hanging="420"/>
-      </w:pPr>
-    </w:lvl>
-    <w:lvl w:ilvl="4" w:tentative="0">
-      <w:start w:val="1"/>
-      <w:numFmt w:val="lowerLetter"/>
-      <w:lvlText w:val="%5)"/>
-      <w:lvlJc w:val="left"/>
-      <w:pPr>
-        <w:ind w:left="2100" w:hanging="420"/>
-      </w:pPr>
-    </w:lvl>
-    <w:lvl w:ilvl="5" w:tentative="0">
-      <w:start w:val="1"/>
-      <w:numFmt w:val="lowerRoman"/>
-      <w:lvlText w:val="%6."/>
-      <w:lvlJc w:val="right"/>
-      <w:pPr>
-        <w:ind w:left="2520" w:hanging="420"/>
-      </w:pPr>
-    </w:lvl>
-    <w:lvl w:ilvl="6" w:tentative="0">
-      <w:start w:val="1"/>
-      <w:numFmt w:val="decimal"/>
-      <w:lvlText w:val="%7."/>
-      <w:lvlJc w:val="left"/>
-      <w:pPr>
-        <w:ind w:left="2940" w:hanging="420"/>
-      </w:pPr>
-    </w:lvl>
-    <w:lvl w:ilvl="7" w:tentative="0">
-      <w:start w:val="1"/>
-      <w:numFmt w:val="lowerLetter"/>
-      <w:lvlText w:val="%8)"/>
-      <w:lvlJc w:val="left"/>
-      <w:pPr>
-        <w:ind w:left="3360" w:hanging="420"/>
-      </w:pPr>
-    </w:lvl>
-    <w:lvl w:ilvl="8" w:tentative="0">
-      <w:start w:val="1"/>
-      <w:numFmt w:val="lowerRoman"/>
-      <w:lvlText w:val="%9."/>
-      <w:lvlJc w:val="right"/>
-      <w:pPr>
-        <w:ind w:left="3780" w:hanging="420"/>
-      </w:pPr>
-    </w:lvl>
-  </w:abstractNum>
-  <w:num w:numId="1">
-    <w:abstractNumId w:val="0"/>
-  </w:num>
-</w:numbering>
 </file>
 
 <file path=word/styles.xml><?xml version="1.0" encoding="utf-8"?>

--- a/docs/submission/技术交底书/跨CAD内核轻量化摘要-CAD模型差异快速筛选与对比-专利技术交底书.docx
+++ b/docs/submission/技术交底书/跨CAD内核轻量化摘要-CAD模型差异快速筛选与对比-专利技术交底书.docx
@@ -286,7 +286,7 @@
           </w:tcPr>
           <w:p>
             <w:r>
-              <w:t>待补充</w:t>
+              <w:t>苏潇迪</w:t>
             </w:r>
           </w:p>
         </w:tc>
@@ -369,7 +369,7 @@
           </w:tcPr>
           <w:p>
             <w:r>
-              <w:t>待补充</w:t>
+              <w:t>100</w:t>
             </w:r>
           </w:p>
         </w:tc>
@@ -419,7 +419,7 @@
           <w:b w:val="0"/>
           <w:sz w:val="21"/>
         </w:rPr>
-        <w:t>申请人及部门：待补充</w:t>
+        <w:t>申请人及部门：苏潇迪-云平台体验研发部</w:t>
       </w:r>
     </w:p>
     <w:p>
@@ -436,7 +436,7 @@
           <w:b w:val="0"/>
           <w:sz w:val="21"/>
         </w:rPr>
-        <w:t>发明人或撰写人：待补充</w:t>
+        <w:t>发明人或撰写人：苏潇迪</w:t>
       </w:r>
     </w:p>
     <w:p>
@@ -468,7 +468,7 @@
           <w:b w:val="0"/>
           <w:sz w:val="21"/>
         </w:rPr>
-        <w:t>发明人或撰写人的电话：待补充</w:t>
+        <w:t>发明人或撰写人的电话：15077207427</w:t>
       </w:r>
     </w:p>
     <w:p>
